--- a/public/documents/Idol_Air_GHL_Regression_QA_Report.docx
+++ b/public/documents/Idol_Air_GHL_Regression_QA_Report.docx
@@ -1568,6 +1568,164 @@
         <w:t>Conclusion: the Idol Air &amp; Electrical demo has completed the planned end-to-end regression coverage. The booking-stage opportunity progression defect discovered during testing was corrected and verified with a fresh contact. No additional workflow redesign is required for the tested scenarios.</w:t>
       </w:r>
     </w:p>
+    <w:p>
+      <w:pPr>
+        <w:pStyle w:val="Heading1"/>
+      </w:pPr>
+      <w:r>
+        <w:t>Re-test addendum (6–7 October 2026)</w:t>
+      </w:r>
+    </w:p>
+    <w:p>
+      <w:r>
+        <w:t>Items added after the 17 September regression.</w:t>
+      </w:r>
+    </w:p>
+    <w:tbl>
+      <w:tblPr>
+        <w:tblStyle w:val="TableGrid"/>
+        <w:tblW w:type="auto" w:w="0"/>
+        <w:tblLook w:firstColumn="1" w:firstRow="1" w:lastColumn="0" w:lastRow="0" w:noHBand="0" w:noVBand="1" w:val="04A0"/>
+      </w:tblPr>
+      <w:tblGrid>
+        <w:gridCol w:w="3408"/>
+        <w:gridCol w:w="3408"/>
+        <w:gridCol w:w="3408"/>
+      </w:tblGrid>
+      <w:tr>
+        <w:tc>
+          <w:tcPr>
+            <w:tcW w:type="dxa" w:w="3408"/>
+          </w:tcPr>
+          <w:p>
+            <w:r>
+              <w:t>Check</w:t>
+            </w:r>
+          </w:p>
+        </w:tc>
+        <w:tc>
+          <w:tcPr>
+            <w:tcW w:type="dxa" w:w="3408"/>
+          </w:tcPr>
+          <w:p>
+            <w:r>
+              <w:t>Observed</w:t>
+            </w:r>
+          </w:p>
+        </w:tc>
+        <w:tc>
+          <w:tcPr>
+            <w:tcW w:type="dxa" w:w="3408"/>
+          </w:tcPr>
+          <w:p>
+            <w:r>
+              <w:t>Result</w:t>
+            </w:r>
+          </w:p>
+        </w:tc>
+      </w:tr>
+      <w:tr>
+        <w:tc>
+          <w:tcPr>
+            <w:tcW w:type="dxa" w:w="3408"/>
+          </w:tcPr>
+          <w:p>
+            <w:r>
+              <w:t>Owner View dashboard</w:t>
+            </w:r>
+          </w:p>
+        </w:tc>
+        <w:tc>
+          <w:tcPr>
+            <w:tcW w:type="dxa" w:w="3408"/>
+          </w:tcPr>
+          <w:p>
+            <w:r>
+              <w:t>Saved with contacts by source/medium, appointments (confirmed, no-show, cancelled, showed), won/lost opportunities and Leads by UTM Source</w:t>
+            </w:r>
+          </w:p>
+        </w:tc>
+        <w:tc>
+          <w:tcPr>
+            <w:tcW w:type="dxa" w:w="3408"/>
+          </w:tcPr>
+          <w:p>
+            <w:r>
+              <w:t>DONE</w:t>
+            </w:r>
+          </w:p>
+        </w:tc>
+      </w:tr>
+      <w:tr>
+        <w:tc>
+          <w:tcPr>
+            <w:tcW w:type="dxa" w:w="3408"/>
+          </w:tcPr>
+          <w:p>
+            <w:r>
+              <w:t>UTM capture</w:t>
+            </w:r>
+          </w:p>
+        </w:tc>
+        <w:tc>
+          <w:tcPr>
+            <w:tcW w:type="dxa" w:w="3408"/>
+          </w:tcPr>
+          <w:p>
+            <w:r>
+              <w:t>Test lead with UTM parameters shows qa_test in Leads by UTM Source and on the contact</w:t>
+            </w:r>
+          </w:p>
+        </w:tc>
+        <w:tc>
+          <w:tcPr>
+            <w:tcW w:type="dxa" w:w="3408"/>
+          </w:tcPr>
+          <w:p>
+            <w:r>
+              <w:t>PASS</w:t>
+            </w:r>
+          </w:p>
+        </w:tc>
+      </w:tr>
+      <w:tr>
+        <w:tc>
+          <w:tcPr>
+            <w:tcW w:type="dxa" w:w="3408"/>
+          </w:tcPr>
+          <w:p>
+            <w:r>
+              <w:t>Snapshot v3</w:t>
+            </w:r>
+          </w:p>
+        </w:tc>
+        <w:tc>
+          <w:tcPr>
+            <w:tcW w:type="dxa" w:w="3408"/>
+          </w:tcPr>
+          <w:p>
+            <w:r>
+              <w:t>Saved 7 Oct with all 110 assets</w:t>
+            </w:r>
+          </w:p>
+        </w:tc>
+        <w:tc>
+          <w:tcPr>
+            <w:tcW w:type="dxa" w:w="3408"/>
+          </w:tcPr>
+          <w:p>
+            <w:r>
+              <w:t>DONE</w:t>
+            </w:r>
+          </w:p>
+        </w:tc>
+      </w:tr>
+    </w:tbl>
+    <w:p>
+      <w:r>
+        <w:t>All re-tests used fictional test contacts and email only. The sub-account has no purchased phone number, so SMS steps can be shown executing in the logs but no text message was delivered.</w:t>
+      </w:r>
+    </w:p>
     <w:sectPr>
       <w:footerReference w:type="default" r:id="rId9"/>
       <w:pgSz w:w="12240" w:h="15840"/>

--- a/public/documents/Idol_Air_GHL_Regression_QA_Report.docx
+++ b/public/documents/Idol_Air_GHL_Regression_QA_Report.docx
@@ -1726,6 +1726,164 @@
         <w:t>All re-tests used fictional test contacts and email only. The sub-account has no purchased phone number, so SMS steps can be shown executing in the logs but no text message was delivered.</w:t>
       </w:r>
     </w:p>
+    <w:p>
+      <w:pPr>
+        <w:pStyle w:val="Heading1"/>
+      </w:pPr>
+      <w:r>
+        <w:t>Re-test addendum (6–7 October 2026)</w:t>
+      </w:r>
+    </w:p>
+    <w:p>
+      <w:r>
+        <w:t>Items added after the 17 September regression.</w:t>
+      </w:r>
+    </w:p>
+    <w:tbl>
+      <w:tblPr>
+        <w:tblStyle w:val="TableGrid"/>
+        <w:tblW w:type="auto" w:w="0"/>
+        <w:tblLook w:firstColumn="1" w:firstRow="1" w:lastColumn="0" w:lastRow="0" w:noHBand="0" w:noVBand="1" w:val="04A0"/>
+      </w:tblPr>
+      <w:tblGrid>
+        <w:gridCol w:w="3408"/>
+        <w:gridCol w:w="3408"/>
+        <w:gridCol w:w="3408"/>
+      </w:tblGrid>
+      <w:tr>
+        <w:tc>
+          <w:tcPr>
+            <w:tcW w:type="dxa" w:w="3408"/>
+          </w:tcPr>
+          <w:p>
+            <w:r>
+              <w:t>Check</w:t>
+            </w:r>
+          </w:p>
+        </w:tc>
+        <w:tc>
+          <w:tcPr>
+            <w:tcW w:type="dxa" w:w="3408"/>
+          </w:tcPr>
+          <w:p>
+            <w:r>
+              <w:t>Observed</w:t>
+            </w:r>
+          </w:p>
+        </w:tc>
+        <w:tc>
+          <w:tcPr>
+            <w:tcW w:type="dxa" w:w="3408"/>
+          </w:tcPr>
+          <w:p>
+            <w:r>
+              <w:t>Result</w:t>
+            </w:r>
+          </w:p>
+        </w:tc>
+      </w:tr>
+      <w:tr>
+        <w:tc>
+          <w:tcPr>
+            <w:tcW w:type="dxa" w:w="3408"/>
+          </w:tcPr>
+          <w:p>
+            <w:r>
+              <w:t>Owner View dashboard</w:t>
+            </w:r>
+          </w:p>
+        </w:tc>
+        <w:tc>
+          <w:tcPr>
+            <w:tcW w:type="dxa" w:w="3408"/>
+          </w:tcPr>
+          <w:p>
+            <w:r>
+              <w:t>Saved with contacts by source/medium, appointments (confirmed, no-show, cancelled, showed), won/lost opportunities and Leads by UTM Source</w:t>
+            </w:r>
+          </w:p>
+        </w:tc>
+        <w:tc>
+          <w:tcPr>
+            <w:tcW w:type="dxa" w:w="3408"/>
+          </w:tcPr>
+          <w:p>
+            <w:r>
+              <w:t>DONE</w:t>
+            </w:r>
+          </w:p>
+        </w:tc>
+      </w:tr>
+      <w:tr>
+        <w:tc>
+          <w:tcPr>
+            <w:tcW w:type="dxa" w:w="3408"/>
+          </w:tcPr>
+          <w:p>
+            <w:r>
+              <w:t>UTM capture</w:t>
+            </w:r>
+          </w:p>
+        </w:tc>
+        <w:tc>
+          <w:tcPr>
+            <w:tcW w:type="dxa" w:w="3408"/>
+          </w:tcPr>
+          <w:p>
+            <w:r>
+              <w:t>Test lead with UTM parameters shows qa_test in Leads by UTM Source and on the contact</w:t>
+            </w:r>
+          </w:p>
+        </w:tc>
+        <w:tc>
+          <w:tcPr>
+            <w:tcW w:type="dxa" w:w="3408"/>
+          </w:tcPr>
+          <w:p>
+            <w:r>
+              <w:t>PASS</w:t>
+            </w:r>
+          </w:p>
+        </w:tc>
+      </w:tr>
+      <w:tr>
+        <w:tc>
+          <w:tcPr>
+            <w:tcW w:type="dxa" w:w="3408"/>
+          </w:tcPr>
+          <w:p>
+            <w:r>
+              <w:t>Snapshot v3</w:t>
+            </w:r>
+          </w:p>
+        </w:tc>
+        <w:tc>
+          <w:tcPr>
+            <w:tcW w:type="dxa" w:w="3408"/>
+          </w:tcPr>
+          <w:p>
+            <w:r>
+              <w:t>Saved 7 Oct with all 110 assets</w:t>
+            </w:r>
+          </w:p>
+        </w:tc>
+        <w:tc>
+          <w:tcPr>
+            <w:tcW w:type="dxa" w:w="3408"/>
+          </w:tcPr>
+          <w:p>
+            <w:r>
+              <w:t>DONE</w:t>
+            </w:r>
+          </w:p>
+        </w:tc>
+      </w:tr>
+    </w:tbl>
+    <w:p>
+      <w:r>
+        <w:t>All re-tests used fictional test contacts and email only. The sub-account has no purchased phone number, so SMS steps can be shown executing in the logs but no text message was delivered.</w:t>
+      </w:r>
+    </w:p>
     <w:sectPr>
       <w:footerReference w:type="default" r:id="rId9"/>
       <w:pgSz w:w="12240" w:h="15840"/>

--- a/public/documents/Idol_Air_GHL_Regression_QA_Report.docx
+++ b/public/documents/Idol_Air_GHL_Regression_QA_Report.docx
@@ -1726,164 +1726,6 @@
         <w:t>All re-tests used fictional test contacts and email only. The sub-account has no purchased phone number, so SMS steps can be shown executing in the logs but no text message was delivered.</w:t>
       </w:r>
     </w:p>
-    <w:p>
-      <w:pPr>
-        <w:pStyle w:val="Heading1"/>
-      </w:pPr>
-      <w:r>
-        <w:t>Re-test addendum (6–7 October 2026)</w:t>
-      </w:r>
-    </w:p>
-    <w:p>
-      <w:r>
-        <w:t>Items added after the 17 September regression.</w:t>
-      </w:r>
-    </w:p>
-    <w:tbl>
-      <w:tblPr>
-        <w:tblStyle w:val="TableGrid"/>
-        <w:tblW w:type="auto" w:w="0"/>
-        <w:tblLook w:firstColumn="1" w:firstRow="1" w:lastColumn="0" w:lastRow="0" w:noHBand="0" w:noVBand="1" w:val="04A0"/>
-      </w:tblPr>
-      <w:tblGrid>
-        <w:gridCol w:w="3408"/>
-        <w:gridCol w:w="3408"/>
-        <w:gridCol w:w="3408"/>
-      </w:tblGrid>
-      <w:tr>
-        <w:tc>
-          <w:tcPr>
-            <w:tcW w:type="dxa" w:w="3408"/>
-          </w:tcPr>
-          <w:p>
-            <w:r>
-              <w:t>Check</w:t>
-            </w:r>
-          </w:p>
-        </w:tc>
-        <w:tc>
-          <w:tcPr>
-            <w:tcW w:type="dxa" w:w="3408"/>
-          </w:tcPr>
-          <w:p>
-            <w:r>
-              <w:t>Observed</w:t>
-            </w:r>
-          </w:p>
-        </w:tc>
-        <w:tc>
-          <w:tcPr>
-            <w:tcW w:type="dxa" w:w="3408"/>
-          </w:tcPr>
-          <w:p>
-            <w:r>
-              <w:t>Result</w:t>
-            </w:r>
-          </w:p>
-        </w:tc>
-      </w:tr>
-      <w:tr>
-        <w:tc>
-          <w:tcPr>
-            <w:tcW w:type="dxa" w:w="3408"/>
-          </w:tcPr>
-          <w:p>
-            <w:r>
-              <w:t>Owner View dashboard</w:t>
-            </w:r>
-          </w:p>
-        </w:tc>
-        <w:tc>
-          <w:tcPr>
-            <w:tcW w:type="dxa" w:w="3408"/>
-          </w:tcPr>
-          <w:p>
-            <w:r>
-              <w:t>Saved with contacts by source/medium, appointments (confirmed, no-show, cancelled, showed), won/lost opportunities and Leads by UTM Source</w:t>
-            </w:r>
-          </w:p>
-        </w:tc>
-        <w:tc>
-          <w:tcPr>
-            <w:tcW w:type="dxa" w:w="3408"/>
-          </w:tcPr>
-          <w:p>
-            <w:r>
-              <w:t>DONE</w:t>
-            </w:r>
-          </w:p>
-        </w:tc>
-      </w:tr>
-      <w:tr>
-        <w:tc>
-          <w:tcPr>
-            <w:tcW w:type="dxa" w:w="3408"/>
-          </w:tcPr>
-          <w:p>
-            <w:r>
-              <w:t>UTM capture</w:t>
-            </w:r>
-          </w:p>
-        </w:tc>
-        <w:tc>
-          <w:tcPr>
-            <w:tcW w:type="dxa" w:w="3408"/>
-          </w:tcPr>
-          <w:p>
-            <w:r>
-              <w:t>Test lead with UTM parameters shows qa_test in Leads by UTM Source and on the contact</w:t>
-            </w:r>
-          </w:p>
-        </w:tc>
-        <w:tc>
-          <w:tcPr>
-            <w:tcW w:type="dxa" w:w="3408"/>
-          </w:tcPr>
-          <w:p>
-            <w:r>
-              <w:t>PASS</w:t>
-            </w:r>
-          </w:p>
-        </w:tc>
-      </w:tr>
-      <w:tr>
-        <w:tc>
-          <w:tcPr>
-            <w:tcW w:type="dxa" w:w="3408"/>
-          </w:tcPr>
-          <w:p>
-            <w:r>
-              <w:t>Snapshot v3</w:t>
-            </w:r>
-          </w:p>
-        </w:tc>
-        <w:tc>
-          <w:tcPr>
-            <w:tcW w:type="dxa" w:w="3408"/>
-          </w:tcPr>
-          <w:p>
-            <w:r>
-              <w:t>Saved 7 Oct with all 110 assets</w:t>
-            </w:r>
-          </w:p>
-        </w:tc>
-        <w:tc>
-          <w:tcPr>
-            <w:tcW w:type="dxa" w:w="3408"/>
-          </w:tcPr>
-          <w:p>
-            <w:r>
-              <w:t>DONE</w:t>
-            </w:r>
-          </w:p>
-        </w:tc>
-      </w:tr>
-    </w:tbl>
-    <w:p>
-      <w:r>
-        <w:t>All re-tests used fictional test contacts and email only. The sub-account has no purchased phone number, so SMS steps can be shown executing in the logs but no text message was delivered.</w:t>
-      </w:r>
-    </w:p>
     <w:sectPr>
       <w:footerReference w:type="default" r:id="rId9"/>
       <w:pgSz w:w="12240" w:h="15840"/>
